--- a/inbox/Application Aware Networking/Vol_VII_Book_02_FedAAN_M365_Control_Compliance_Automation.docx
+++ b/inbox/Application Aware Networking/Vol_VII_Book_02_FedAAN_M365_Control_Compliance_Automation.docx
@@ -36,7 +36,7 @@
     </w:p>
     <w:p>
       <w:pPr>
-        <w:pStyle w:val="FirstParagraph"/>
+        <w:pStyle w:val="FouoBanner"/>
       </w:pPr>
       <w:r>
         <w:t xml:space="preserve">INTERNAL — NOT FOR PUBLIC DISTRIBUTION</w:t>
@@ -53,7 +53,7 @@
     </w:p>
     <w:p>
       <w:pPr>
-        <w:pStyle w:val="FirstParagraph"/>
+        <w:pStyle w:val="CalloutWarning"/>
       </w:pPr>
       <w:r>
         <w:t xml:space="preserve">Developed by the</w:t>
@@ -91,7 +91,7 @@
     <w:bookmarkEnd w:id="9"/>
     <w:p>
       <w:pPr>
-        <w:pStyle w:val="BodyText"/>
+        <w:pStyle w:val="CalloutImportant"/>
       </w:pPr>
       <w:r>
         <w:rPr>
@@ -526,7 +526,7 @@
     </w:tbl>
     <w:p>
       <w:pPr>
-        <w:pStyle w:val="BodyText"/>
+        <w:pStyle w:val="CalloutNote"/>
       </w:pPr>
       <w:r>
         <w:rPr>
@@ -1094,7 +1094,7 @@
     </w:p>
     <w:p>
       <w:pPr>
-        <w:pStyle w:val="FirstParagraph"/>
+        <w:pStyle w:val="CalloutTip"/>
       </w:pPr>
       <w:r>
         <w:t xml:space="preserve">The conformance tooling (ScubaGear and equivalents) proves</w:t>
@@ -3009,6 +3009,128 @@
       <w:b w:val="0"/>
       <w:bCs w:val="0"/>
       <w:color w:themeColor="accent1" w:themeShade="BF" w:val="365F91"/>
+    </w:rPr>
+  </w:style>
+  <w:style w:customStyle="1" w:styleId="CalloutWarning" w:type="paragraph">
+    <w:name w:val="CalloutWarning"/>
+    <w:basedOn w:val="BodyText"/>
+    <w:pPr>
+      <w:shd w:color="auto" w:fill="FBF3E4" w:val="clear"/>
+      <w:pBdr>
+        <w:top w:color="C9D4E0" w:space="6" w:sz="4" w:val="single"/>
+        <w:left w:color="D4860B" w:space="6" w:sz="24" w:val="single"/>
+        <w:bottom w:color="C9D4E0" w:space="6" w:sz="4" w:val="single"/>
+        <w:right w:color="C9D4E0" w:space="6" w:sz="4" w:val="single"/>
+      </w:pBdr>
+      <w:spacing w:after="60" w:before="60"/>
+      <w:ind w:left="120" w:right="120"/>
+    </w:pPr>
+    <w:rPr>
+      <w:color w:val="2A2A2A"/>
+    </w:rPr>
+  </w:style>
+  <w:style w:customStyle="1" w:styleId="CalloutImportant" w:type="paragraph">
+    <w:name w:val="CalloutImportant"/>
+    <w:basedOn w:val="BodyText"/>
+    <w:pPr>
+      <w:shd w:color="auto" w:fill="EDF3F9" w:val="clear"/>
+      <w:pBdr>
+        <w:top w:color="C9D4E0" w:space="6" w:sz="4" w:val="single"/>
+        <w:left w:color="1F3A5F" w:space="6" w:sz="24" w:val="single"/>
+        <w:bottom w:color="C9D4E0" w:space="6" w:sz="4" w:val="single"/>
+        <w:right w:color="C9D4E0" w:space="6" w:sz="4" w:val="single"/>
+      </w:pBdr>
+      <w:spacing w:after="60" w:before="60"/>
+      <w:ind w:left="120" w:right="120"/>
+    </w:pPr>
+    <w:rPr>
+      <w:color w:val="2A2A2A"/>
+    </w:rPr>
+  </w:style>
+  <w:style w:customStyle="1" w:styleId="CalloutNote" w:type="paragraph">
+    <w:name w:val="CalloutNote"/>
+    <w:basedOn w:val="BodyText"/>
+    <w:pPr>
+      <w:shd w:color="auto" w:fill="F3F5F8" w:val="clear"/>
+      <w:pBdr>
+        <w:top w:color="C9D4E0" w:space="6" w:sz="4" w:val="single"/>
+        <w:left w:color="5A6B7B" w:space="6" w:sz="24" w:val="single"/>
+        <w:bottom w:color="C9D4E0" w:space="6" w:sz="4" w:val="single"/>
+        <w:right w:color="C9D4E0" w:space="6" w:sz="4" w:val="single"/>
+      </w:pBdr>
+      <w:spacing w:after="60" w:before="60"/>
+      <w:ind w:left="120" w:right="120"/>
+    </w:pPr>
+    <w:rPr>
+      <w:color w:val="2A2A2A"/>
+    </w:rPr>
+  </w:style>
+  <w:style w:customStyle="1" w:styleId="CalloutTip" w:type="paragraph">
+    <w:name w:val="CalloutTip"/>
+    <w:basedOn w:val="BodyText"/>
+    <w:pPr>
+      <w:shd w:color="auto" w:fill="E6F5F2" w:val="clear"/>
+      <w:pBdr>
+        <w:top w:color="C9D4E0" w:space="6" w:sz="4" w:val="single"/>
+        <w:left w:color="1A9E8F" w:space="6" w:sz="24" w:val="single"/>
+        <w:bottom w:color="C9D4E0" w:space="6" w:sz="4" w:val="single"/>
+        <w:right w:color="C9D4E0" w:space="6" w:sz="4" w:val="single"/>
+      </w:pBdr>
+      <w:spacing w:after="60" w:before="60"/>
+      <w:ind w:left="120" w:right="120"/>
+    </w:pPr>
+    <w:rPr>
+      <w:color w:val="2A2A2A"/>
+    </w:rPr>
+  </w:style>
+  <w:style w:customStyle="1" w:styleId="CalloutCaution" w:type="paragraph">
+    <w:name w:val="CalloutCaution"/>
+    <w:basedOn w:val="BodyText"/>
+    <w:pPr>
+      <w:shd w:color="auto" w:fill="F9EAE8" w:val="clear"/>
+      <w:pBdr>
+        <w:top w:color="C9D4E0" w:space="6" w:sz="4" w:val="single"/>
+        <w:left w:color="C0392B" w:space="6" w:sz="24" w:val="single"/>
+        <w:bottom w:color="C9D4E0" w:space="6" w:sz="4" w:val="single"/>
+        <w:right w:color="C9D4E0" w:space="6" w:sz="4" w:val="single"/>
+      </w:pBdr>
+      <w:spacing w:after="60" w:before="60"/>
+      <w:ind w:left="120" w:right="120"/>
+    </w:pPr>
+    <w:rPr>
+      <w:color w:val="2A2A2A"/>
+    </w:rPr>
+  </w:style>
+  <w:style w:customStyle="1" w:styleId="ExecSummary" w:type="paragraph">
+    <w:name w:val="ExecSummary"/>
+    <w:basedOn w:val="BodyText"/>
+    <w:pPr>
+      <w:shd w:color="auto" w:fill="EDF3F9" w:val="clear"/>
+      <w:pBdr>
+        <w:top w:color="C9D4E0" w:space="6" w:sz="4" w:val="single"/>
+        <w:left w:color="1F3A5F" w:space="6" w:sz="24" w:val="single"/>
+        <w:bottom w:color="C9D4E0" w:space="6" w:sz="4" w:val="single"/>
+        <w:right w:color="C9D4E0" w:space="6" w:sz="4" w:val="single"/>
+      </w:pBdr>
+      <w:spacing w:after="60" w:before="60"/>
+      <w:ind w:left="120" w:right="120"/>
+    </w:pPr>
+    <w:rPr>
+      <w:color w:val="2A2A2A"/>
+    </w:rPr>
+  </w:style>
+  <w:style w:customStyle="1" w:styleId="FouoBanner" w:type="paragraph">
+    <w:name w:val="FouoBanner"/>
+    <w:basedOn w:val="Normal"/>
+    <w:pPr>
+      <w:shd w:color="auto" w:fill="F9EAE8" w:val="clear"/>
+      <w:jc w:val="center"/>
+      <w:spacing w:after="60" w:before="60"/>
+      <w:ind w:left="120" w:right="120"/>
+    </w:pPr>
+    <w:rPr>
+      <w:b/>
+      <w:color w:val="C0392B"/>
     </w:rPr>
   </w:style>
   <w:style w:type="character" w:customStyle="1" w:styleId="KeywordTok">

--- a/inbox/Application Aware Networking/Vol_VII_Book_02_FedAAN_M365_Control_Compliance_Automation.docx
+++ b/inbox/Application Aware Networking/Vol_VII_Book_02_FedAAN_M365_Control_Compliance_Automation.docx
@@ -137,7 +137,7 @@
         <w:pStyle w:val="FirstParagraph"/>
       </w:pPr>
       <w:r>
-        <w:t xml:space="preserve">The M365 boundary carries a dense set of federal control obligations: phishing-resistant authentication and Conditional Access (IA-2, AC-3), account lifecycle and least privilege (AC-2, AC-5/6), secure-configuration baselines mandated by CISA SCuBA and BOD 25-01 (CM-6), and data protection through Purview (AC-4, SC-28, AU-10, covered in depth in Vol III Book 05). Each obligation has a</w:t>
+        <w:t xml:space="preserve">The M365 boundary carries a dense set of federal control obligations: phishing-resistant authentication and Conditional Access (IA-2, AC-3), account lifecycle, separation of duties, and least privilege (AC-2, AC-5, AC-6), secure-configuration baselines mandated by CISA SCuBA and BOD 25-01 (CM-6), and data protection through Purview (AC-4, SC-28, AU-10, covered in depth in Vol III Book 05). Each obligation has a</w:t>
       </w:r>
       <w:r>
         <w:t xml:space="preserve"> </w:t>
@@ -849,7 +849,7 @@
         <w:t xml:space="preserve"> </w:t>
       </w:r>
       <w:r>
-        <w:t xml:space="preserve">on approval, the change is applied to Entra via Graph (the account provisioned, the exclusion group membership set) — logged, scoped, and reversible.</w:t>
+        <w:t xml:space="preserve">on approval, the identity team applies the change to Entra via Graph (the account provisioned, the exclusion group membership set) — logged, scoped, and reversible.</w:t>
       </w:r>
     </w:p>
     <w:p>
@@ -895,7 +895,7 @@
         <w:pStyle w:val="FirstParagraph"/>
       </w:pPr>
       <w:r>
-        <w:t xml:space="preserve">This is the AC-2 / AC-5/6 lifecycle expressed as reviewable work: the break-glass exclusion mandated in every blocking CA policy (Vol VI Book 02) is</w:t>
+        <w:t xml:space="preserve">This is the AC-2 / AC-5 / AC-6 lifecycle expressed as reviewable work: the break-glass exclusion mandated in every blocking CA policy (Vol VI Book 02) is</w:t>
       </w:r>
       <w:r>
         <w:t xml:space="preserve"> </w:t>
@@ -1113,7 +1113,7 @@
         <w:t xml:space="preserve"> </w:t>
       </w:r>
       <w:r>
-        <w:t xml:space="preserve">M365 deviates from the secure baseline — it authors no fix and owns no clock. The architecture and Vol VI baseline-as-code prove the mechanism is sufficient. This book is what makes M365 closure</w:t>
+        <w:t xml:space="preserve">M365 deviates from the secure baseline — it authors no fix and owns no clock. The architecture and Vol VI baseline-as-code establish the mechanism; its sufficiency is what the Vol VI Book 08 validation harness demonstrates. This book is what makes M365 closure</w:t>
       </w:r>
       <w:r>
         <w:t xml:space="preserve"> </w:t>
@@ -1756,7 +1756,7 @@
         <w:pStyle w:val="FirstParagraph"/>
       </w:pPr>
       <w:r>
-        <w:t xml:space="preserve">Draft. Microsoft 365, Graph, SCuBA/ScubaGear, and Purview are deployed examples; the detect→raise→actuate-native→close→evidence loop is the invariant. Vendor claims cite vendor documentation (see References). The compliance-loop figure is authored as committed house-style SVG per ADR-093; further per-book figures follow in the PPTX→DOCX sync pass.</w:t>
+        <w:t xml:space="preserve">Draft. Microsoft 365, Graph, SCuBA/ScubaGear, and Purview are deployed examples; the detect→raise→actuate-native→close→evidence loop is the invariant. Vendor claims cite vendor documentation (see References). The compliance-loop figure is authored as committed house-style SVG; further per-book figures follow in the PPTX→DOCX sync pass.</w:t>
       </w:r>
     </w:p>
     <w:bookmarkEnd w:id="25"/>
